--- a/Entregas/Sprint 1/Planejamento e Arquitetura/H2 - Definir fluxo de processamento de documentos/PSP2 - S1T11 - Critérios de Validação.docx
+++ b/Entregas/Sprint 1/Planejamento e Arquitetura/H2 - Definir fluxo de processamento de documentos/PSP2 - S1T11 - Critérios de Validação.docx
@@ -46,6 +46,62 @@
       </w:pPr>
       <w:r>
         <w:t xml:space="preserve"/>
+      </w:r>
+    </w:p>
+    <w:p>
+      <w:pPr>
+        <w:pStyle w:val="Heading2"/>
+        <w:spacing w:after="180" w:before="120"/>
+      </w:pPr>
+      <w:r>
+        <w:rPr>
+          <w:rFonts w:ascii="Arial" w:cs="Arial" w:eastAsia="Arial" w:hAnsi="Arial"/>
+          <w:b/>
+          <w:bCs/>
+          <w:color w:val="1F3864"/>
+          <w:sz w:val="28"/>
+          <w:szCs w:val="28"/>
+        </w:rPr>
+        <w:t xml:space="preserve">📖 Em palavras simples</w:t>
+      </w:r>
+    </w:p>
+    <w:p>
+      <w:pPr>
+        <w:spacing w:after="180"/>
+      </w:pPr>
+      <w:r>
+        <w:rPr>
+          <w:rFonts w:ascii="Arial" w:cs="Arial" w:eastAsia="Arial" w:hAnsi="Arial"/>
+          <w:sz w:val="22"/>
+          <w:szCs w:val="22"/>
+        </w:rPr>
+        <w:t xml:space="preserve">Toda vez que a IA gera um output (uma classificação, um resumo, uma cola), tem que ter alguma forma de checar se aquilo está bom antes de entregar pro aluno. Esse documento define os critérios dessa checagem: formato correto, tamanho esperado, conteúdo coerente com o original, etc.</w:t>
+      </w:r>
+    </w:p>
+    <w:p>
+      <w:pPr>
+        <w:spacing w:after="180"/>
+      </w:pPr>
+      <w:r>
+        <w:rPr>
+          <w:rFonts w:ascii="Arial" w:cs="Arial" w:eastAsia="Arial" w:hAnsi="Arial"/>
+          <w:sz w:val="22"/>
+          <w:szCs w:val="22"/>
+        </w:rPr>
+        <w:t xml:space="preserve">Definimos 4 camadas de validação. A primeira é “estrutural” (o output bate com o formato pedido?). A segunda é “quantitativa” (o tamanho está no intervalo esperado?). A terceira é “semântica” (as palavras-chave do original aparecem no resumo?). A quarta é “LLM-as-judge” (outra IA dá nota de qualidade pro output da primeira IA).</w:t>
+      </w:r>
+    </w:p>
+    <w:p>
+      <w:pPr>
+        <w:spacing w:after="180"/>
+      </w:pPr>
+      <w:r>
+        <w:rPr>
+          <w:rFonts w:ascii="Arial" w:cs="Arial" w:eastAsia="Arial" w:hAnsi="Arial"/>
+          <w:sz w:val="22"/>
+          <w:szCs w:val="22"/>
+        </w:rPr>
+        <w:t xml:space="preserve">Por que isso importa? Sem validação, um output ruim escapa direto pro aluno e mina a confiança no produto. Com validação automática em 4 camadas, garantimos que &gt;80% dos outputs entregues passam por critério objetivo — e os que não passam viram retentativa ou são marcados como “precisa revisão”, sem envergonhar ninguém.</w:t>
       </w:r>
     </w:p>
     <w:p>
